--- a/eng/docx/021.content.docx
+++ b/eng/docx/021.content.docx
@@ -19,7 +19,7 @@
         <w:rPr>
           <w:lang w:val="en_US" w:bidi="en_US"/>
         </w:rPr>
-        <w:t>Resource: Tyndale Open Study Notes</w:t>
+        <w:t>Resource: Aquifer Open Study Notes (Themes)</w:t>
       </w:r>
       <w:r>
         <w:rPr>
@@ -112,7 +112,7 @@
         <w:rPr>
           <w:lang w:val="en_US" w:bidi="en_US"/>
         </w:rPr>
-        <w:t>Tyndale Open Study Notes</w:t>
+        <w:t>Aquifer Open Study Notes (Themes)</w:t>
       </w:r>
     </w:p>
     <w:p>

--- a/eng/docx/021.content.docx
+++ b/eng/docx/021.content.docx
@@ -233,54 +233,36 @@
         </w:rPr>
         <w:t>The story of Job presents a tension between good and bad aspects of his character. The beginning of the book clearly approves of Job (</w:t>
       </w:r>
-      <w:hyperlink r:id="rId13">
-        <w:r>
-          <w:rPr>
-            <w:lang w:val="en_US" w:bidi="en_US"/>
-          </w:rPr>
-          <w:rPr>
-            <w:color w:val="0000EE"/>
-            <w:u w:val="single"/>
-          </w:rPr>
-          <w:t>Job 1:1</w:t>
-        </w:r>
-      </w:hyperlink>
+      <w:r>
+        <w:rPr>
+          <w:lang w:val="en_US" w:bidi="en_US"/>
+        </w:rPr>
+        <w:t>Job 1:1</w:t>
+      </w:r>
       <w:r>
         <w:rPr>
           <w:lang w:val="en_US" w:bidi="en_US"/>
         </w:rPr>
         <w:t xml:space="preserve">, </w:t>
       </w:r>
-      <w:hyperlink r:id="rId14">
-        <w:r>
-          <w:rPr>
-            <w:lang w:val="en_US" w:bidi="en_US"/>
-          </w:rPr>
-          <w:rPr>
-            <w:color w:val="0000EE"/>
-            <w:u w:val="single"/>
-          </w:rPr>
-          <w:t>8</w:t>
-        </w:r>
-      </w:hyperlink>
+      <w:r>
+        <w:rPr>
+          <w:lang w:val="en_US" w:bidi="en_US"/>
+        </w:rPr>
+        <w:t>8</w:t>
+      </w:r>
       <w:r>
         <w:rPr>
           <w:lang w:val="en_US" w:bidi="en_US"/>
         </w:rPr>
         <w:t xml:space="preserve">; </w:t>
       </w:r>
-      <w:hyperlink r:id="rId15">
-        <w:r>
-          <w:rPr>
-            <w:lang w:val="en_US" w:bidi="en_US"/>
-          </w:rPr>
-          <w:rPr>
-            <w:color w:val="0000EE"/>
-            <w:u w:val="single"/>
-          </w:rPr>
-          <w:t>2:3</w:t>
-        </w:r>
-      </w:hyperlink>
+      <w:r>
+        <w:rPr>
+          <w:lang w:val="en_US" w:bidi="en_US"/>
+        </w:rPr>
+        <w:t>2:3</w:t>
+      </w:r>
       <w:r>
         <w:rPr>
           <w:lang w:val="en_US" w:bidi="en_US"/>
@@ -299,18 +281,12 @@
         </w:rPr>
         <w:t>” (</w:t>
       </w:r>
-      <w:hyperlink r:id="rId16">
-        <w:r>
-          <w:rPr>
-            <w:lang w:val="en_US" w:bidi="en_US"/>
-          </w:rPr>
-          <w:rPr>
-            <w:color w:val="0000EE"/>
-            <w:u w:val="single"/>
-          </w:rPr>
-          <w:t>38:2</w:t>
-        </w:r>
-      </w:hyperlink>
+      <w:r>
+        <w:rPr>
+          <w:lang w:val="en_US" w:bidi="en_US"/>
+        </w:rPr>
+        <w:t>38:2</w:t>
+      </w:r>
       <w:r>
         <w:rPr>
           <w:lang w:val="en_US" w:bidi="en_US"/>
@@ -329,18 +305,12 @@
         </w:rPr>
         <w:t>” (</w:t>
       </w:r>
-      <w:hyperlink r:id="rId17">
-        <w:r>
-          <w:rPr>
-            <w:lang w:val="en_US" w:bidi="en_US"/>
-          </w:rPr>
-          <w:rPr>
-            <w:color w:val="0000EE"/>
-            <w:u w:val="single"/>
-          </w:rPr>
-          <w:t>40:8</w:t>
-        </w:r>
-      </w:hyperlink>
+      <w:r>
+        <w:rPr>
+          <w:lang w:val="en_US" w:bidi="en_US"/>
+        </w:rPr>
+        <w:t>40:8</w:t>
+      </w:r>
       <w:r>
         <w:rPr>
           <w:lang w:val="en_US" w:bidi="en_US"/>
@@ -361,90 +331,60 @@
         </w:rPr>
         <w:t>Some interpreters think Job talks too much and confuses God's work with Satan's. Some modern interpreters blame Job for his suffering, agreeing with his friends. Others argue like Eliphaz and Elihu (</w:t>
       </w:r>
-      <w:hyperlink r:id="rId18">
-        <w:r>
-          <w:rPr>
-            <w:lang w:val="en_US" w:bidi="en_US"/>
-          </w:rPr>
-          <w:rPr>
-            <w:color w:val="0000EE"/>
-            <w:u w:val="single"/>
-          </w:rPr>
-          <w:t>5:17–27</w:t>
-        </w:r>
-      </w:hyperlink>
+      <w:r>
+        <w:rPr>
+          <w:lang w:val="en_US" w:bidi="en_US"/>
+        </w:rPr>
+        <w:t>5:17–27</w:t>
+      </w:r>
       <w:r>
         <w:rPr>
           <w:lang w:val="en_US" w:bidi="en_US"/>
         </w:rPr>
         <w:t xml:space="preserve">; </w:t>
       </w:r>
-      <w:hyperlink r:id="rId19">
-        <w:r>
-          <w:rPr>
-            <w:lang w:val="en_US" w:bidi="en_US"/>
-          </w:rPr>
-          <w:rPr>
-            <w:color w:val="0000EE"/>
-            <w:u w:val="single"/>
-          </w:rPr>
-          <w:t>33:15–33</w:t>
-        </w:r>
-      </w:hyperlink>
+      <w:r>
+        <w:rPr>
+          <w:lang w:val="en_US" w:bidi="en_US"/>
+        </w:rPr>
+        <w:t>33:15–33</w:t>
+      </w:r>
       <w:r>
         <w:rPr>
           <w:lang w:val="en_US" w:bidi="en_US"/>
         </w:rPr>
         <w:t xml:space="preserve">; </w:t>
       </w:r>
-      <w:hyperlink r:id="rId20">
-        <w:r>
-          <w:rPr>
-            <w:lang w:val="en_US" w:bidi="en_US"/>
-          </w:rPr>
-          <w:rPr>
-            <w:color w:val="0000EE"/>
-            <w:u w:val="single"/>
-          </w:rPr>
-          <w:t>36:7–17</w:t>
-        </w:r>
-      </w:hyperlink>
+      <w:r>
+        <w:rPr>
+          <w:lang w:val="en_US" w:bidi="en_US"/>
+        </w:rPr>
+        <w:t>36:7–17</w:t>
+      </w:r>
       <w:r>
         <w:rPr>
           <w:lang w:val="en_US" w:bidi="en_US"/>
         </w:rPr>
         <w:t>). They say that Job's suffering is God's loving discipline. Even God's faithful encounter such discipline (</w:t>
       </w:r>
-      <w:hyperlink r:id="rId21">
-        <w:r>
-          <w:rPr>
-            <w:lang w:val="en_US" w:bidi="en_US"/>
-          </w:rPr>
-          <w:rPr>
-            <w:color w:val="0000EE"/>
-            <w:u w:val="single"/>
-          </w:rPr>
-          <w:t>Hebrews 12:6–12</w:t>
-        </w:r>
-      </w:hyperlink>
+      <w:r>
+        <w:rPr>
+          <w:lang w:val="en_US" w:bidi="en_US"/>
+        </w:rPr>
+        <w:t>Hebrews 12:6–12</w:t>
+      </w:r>
       <w:r>
         <w:rPr>
           <w:lang w:val="en_US" w:bidi="en_US"/>
         </w:rPr>
         <w:t xml:space="preserve">; see </w:t>
       </w:r>
-      <w:hyperlink r:id="rId22">
-        <w:r>
-          <w:rPr>
-            <w:lang w:val="en_US" w:bidi="en_US"/>
-          </w:rPr>
-          <w:rPr>
-            <w:color w:val="0000EE"/>
-            <w:u w:val="single"/>
-          </w:rPr>
-          <w:t>Proverbs 3:11–12</w:t>
-        </w:r>
-      </w:hyperlink>
+      <w:r>
+        <w:rPr>
+          <w:lang w:val="en_US" w:bidi="en_US"/>
+        </w:rPr>
+        <w:t>Proverbs 3:11–12</w:t>
+      </w:r>
       <w:r>
         <w:rPr>
           <w:lang w:val="en_US" w:bidi="en_US"/>
@@ -465,90 +405,60 @@
         </w:rPr>
         <w:t>Job suffered because God wanted to show Satan that Job was honest and faithful. God always had a positive view of Job's life (</w:t>
       </w:r>
-      <w:hyperlink r:id="rId13">
-        <w:r>
-          <w:rPr>
-            <w:lang w:val="en_US" w:bidi="en_US"/>
-          </w:rPr>
-          <w:rPr>
-            <w:color w:val="0000EE"/>
-            <w:u w:val="single"/>
-          </w:rPr>
-          <w:t>Job 1:1</w:t>
-        </w:r>
-      </w:hyperlink>
+      <w:r>
+        <w:rPr>
+          <w:lang w:val="en_US" w:bidi="en_US"/>
+        </w:rPr>
+        <w:t>Job 1:1</w:t>
+      </w:r>
       <w:r>
         <w:rPr>
           <w:lang w:val="en_US" w:bidi="en_US"/>
         </w:rPr>
         <w:t xml:space="preserve">, </w:t>
       </w:r>
-      <w:hyperlink r:id="rId14">
-        <w:r>
-          <w:rPr>
-            <w:lang w:val="en_US" w:bidi="en_US"/>
-          </w:rPr>
-          <w:rPr>
-            <w:color w:val="0000EE"/>
-            <w:u w:val="single"/>
-          </w:rPr>
-          <w:t>8</w:t>
-        </w:r>
-      </w:hyperlink>
+      <w:r>
+        <w:rPr>
+          <w:lang w:val="en_US" w:bidi="en_US"/>
+        </w:rPr>
+        <w:t>8</w:t>
+      </w:r>
       <w:r>
         <w:rPr>
           <w:lang w:val="en_US" w:bidi="en_US"/>
         </w:rPr>
         <w:t xml:space="preserve">; </w:t>
       </w:r>
-      <w:hyperlink r:id="rId15">
-        <w:r>
-          <w:rPr>
-            <w:lang w:val="en_US" w:bidi="en_US"/>
-          </w:rPr>
-          <w:rPr>
-            <w:color w:val="0000EE"/>
-            <w:u w:val="single"/>
-          </w:rPr>
-          <w:t>2:3</w:t>
-        </w:r>
-      </w:hyperlink>
+      <w:r>
+        <w:rPr>
+          <w:lang w:val="en_US" w:bidi="en_US"/>
+        </w:rPr>
+        <w:t>2:3</w:t>
+      </w:r>
       <w:r>
         <w:rPr>
           <w:lang w:val="en_US" w:bidi="en_US"/>
         </w:rPr>
         <w:t xml:space="preserve">; </w:t>
       </w:r>
-      <w:hyperlink r:id="rId23">
-        <w:r>
-          <w:rPr>
-            <w:lang w:val="en_US" w:bidi="en_US"/>
-          </w:rPr>
-          <w:rPr>
-            <w:color w:val="0000EE"/>
-            <w:u w:val="single"/>
-          </w:rPr>
-          <w:t>42:7</w:t>
-        </w:r>
-      </w:hyperlink>
+      <w:r>
+        <w:rPr>
+          <w:lang w:val="en_US" w:bidi="en_US"/>
+        </w:rPr>
+        <w:t>42:7</w:t>
+      </w:r>
       <w:r>
         <w:rPr>
           <w:lang w:val="en_US" w:bidi="en_US"/>
         </w:rPr>
         <w:t>). This idea continues in the New Testament, where Job is an example of patience we should follow (</w:t>
       </w:r>
-      <w:hyperlink r:id="rId24">
-        <w:r>
-          <w:rPr>
-            <w:lang w:val="en_US" w:bidi="en_US"/>
-          </w:rPr>
-          <w:rPr>
-            <w:color w:val="0000EE"/>
-            <w:u w:val="single"/>
-          </w:rPr>
-          <w:t>James 5:11</w:t>
-        </w:r>
-      </w:hyperlink>
+      <w:r>
+        <w:rPr>
+          <w:lang w:val="en_US" w:bidi="en_US"/>
+        </w:rPr>
+        <w:t>James 5:11</w:t>
+      </w:r>
       <w:r>
         <w:rPr>
           <w:lang w:val="en_US" w:bidi="en_US"/>
@@ -583,18 +493,12 @@
         </w:rPr>
         <w:t>Job becomes angry, protests, complains, and goes back and forth between confidence and despair. But he never gives up hope. He does not curse God or falsely confess guilt, trying to influence God to remove his suffering. Although Job cannot understand his situation, he knows his answer will come from God (</w:t>
       </w:r>
-      <w:hyperlink r:id="rId25">
-        <w:r>
-          <w:rPr>
-            <w:lang w:val="en_US" w:bidi="en_US"/>
-          </w:rPr>
-          <w:rPr>
-            <w:color w:val="0000EE"/>
-            <w:u w:val="single"/>
-          </w:rPr>
-          <w:t>Job 19:25–27</w:t>
-        </w:r>
-      </w:hyperlink>
+      <w:r>
+        <w:rPr>
+          <w:lang w:val="en_US" w:bidi="en_US"/>
+        </w:rPr>
+        <w:t>Job 19:25–27</w:t>
+      </w:r>
       <w:r>
         <w:rPr>
           <w:lang w:val="en_US" w:bidi="en_US"/>
@@ -624,252 +528,168 @@
           <w:lang w:val="en_US" w:bidi="en_US"/>
         </w:rPr>
       </w:r>
-      <w:hyperlink r:id="rId13">
-        <w:r>
-          <w:rPr>
-            <w:lang w:val="en_US" w:bidi="en_US"/>
-          </w:rPr>
-          <w:rPr>
-            <w:color w:val="0000EE"/>
-            <w:u w:val="single"/>
-          </w:rPr>
-          <w:t>Job 1:1</w:t>
-        </w:r>
-      </w:hyperlink>
+      <w:r>
+        <w:rPr>
+          <w:lang w:val="en_US" w:bidi="en_US"/>
+        </w:rPr>
+        <w:t>Job 1:1</w:t>
+      </w:r>
       <w:r>
         <w:rPr>
           <w:lang w:val="en_US" w:bidi="en_US"/>
         </w:rPr>
         <w:t xml:space="preserve">, </w:t>
       </w:r>
-      <w:hyperlink r:id="rId14">
-        <w:r>
-          <w:rPr>
-            <w:lang w:val="en_US" w:bidi="en_US"/>
-          </w:rPr>
-          <w:rPr>
-            <w:color w:val="0000EE"/>
-            <w:u w:val="single"/>
-          </w:rPr>
-          <w:t>8</w:t>
-        </w:r>
-      </w:hyperlink>
+      <w:r>
+        <w:rPr>
+          <w:lang w:val="en_US" w:bidi="en_US"/>
+        </w:rPr>
+        <w:t>8</w:t>
+      </w:r>
       <w:r>
         <w:rPr>
           <w:lang w:val="en_US" w:bidi="en_US"/>
         </w:rPr>
         <w:t xml:space="preserve">; </w:t>
       </w:r>
-      <w:hyperlink r:id="rId15">
-        <w:r>
-          <w:rPr>
-            <w:lang w:val="en_US" w:bidi="en_US"/>
-          </w:rPr>
-          <w:rPr>
-            <w:color w:val="0000EE"/>
-            <w:u w:val="single"/>
-          </w:rPr>
-          <w:t>2:3</w:t>
-        </w:r>
-      </w:hyperlink>
+      <w:r>
+        <w:rPr>
+          <w:lang w:val="en_US" w:bidi="en_US"/>
+        </w:rPr>
+        <w:t>2:3</w:t>
+      </w:r>
       <w:r>
         <w:rPr>
           <w:lang w:val="en_US" w:bidi="en_US"/>
         </w:rPr>
         <w:t xml:space="preserve">; </w:t>
       </w:r>
-      <w:hyperlink r:id="rId26">
-        <w:r>
-          <w:rPr>
-            <w:lang w:val="en_US" w:bidi="en_US"/>
-          </w:rPr>
-          <w:rPr>
-            <w:color w:val="0000EE"/>
-            <w:u w:val="single"/>
-          </w:rPr>
-          <w:t>5:17–18</w:t>
-        </w:r>
-      </w:hyperlink>
+      <w:r>
+        <w:rPr>
+          <w:lang w:val="en_US" w:bidi="en_US"/>
+        </w:rPr>
+        <w:t>5:17–18</w:t>
+      </w:r>
       <w:r>
         <w:rPr>
           <w:lang w:val="en_US" w:bidi="en_US"/>
         </w:rPr>
         <w:t xml:space="preserve">; </w:t>
       </w:r>
-      <w:hyperlink r:id="rId25">
-        <w:r>
-          <w:rPr>
-            <w:lang w:val="en_US" w:bidi="en_US"/>
-          </w:rPr>
-          <w:rPr>
-            <w:color w:val="0000EE"/>
-            <w:u w:val="single"/>
-          </w:rPr>
-          <w:t>19:25–27</w:t>
-        </w:r>
-      </w:hyperlink>
+      <w:r>
+        <w:rPr>
+          <w:lang w:val="en_US" w:bidi="en_US"/>
+        </w:rPr>
+        <w:t>19:25–27</w:t>
+      </w:r>
       <w:r>
         <w:rPr>
           <w:lang w:val="en_US" w:bidi="en_US"/>
         </w:rPr>
         <w:t xml:space="preserve">; </w:t>
       </w:r>
-      <w:hyperlink r:id="rId27">
-        <w:r>
-          <w:rPr>
-            <w:lang w:val="en_US" w:bidi="en_US"/>
-          </w:rPr>
-          <w:rPr>
-            <w:color w:val="0000EE"/>
-            <w:u w:val="single"/>
-          </w:rPr>
-          <w:t>33:15–28</w:t>
-        </w:r>
-      </w:hyperlink>
+      <w:r>
+        <w:rPr>
+          <w:lang w:val="en_US" w:bidi="en_US"/>
+        </w:rPr>
+        <w:t>33:15–28</w:t>
+      </w:r>
       <w:r>
         <w:rPr>
           <w:lang w:val="en_US" w:bidi="en_US"/>
         </w:rPr>
         <w:t xml:space="preserve">; </w:t>
       </w:r>
-      <w:hyperlink r:id="rId28">
-        <w:r>
-          <w:rPr>
-            <w:lang w:val="en_US" w:bidi="en_US"/>
-          </w:rPr>
-          <w:rPr>
-            <w:color w:val="0000EE"/>
-            <w:u w:val="single"/>
-          </w:rPr>
-          <w:t>36:8–15</w:t>
-        </w:r>
-      </w:hyperlink>
+      <w:r>
+        <w:rPr>
+          <w:lang w:val="en_US" w:bidi="en_US"/>
+        </w:rPr>
+        <w:t>36:8–15</w:t>
+      </w:r>
       <w:r>
         <w:rPr>
           <w:lang w:val="en_US" w:bidi="en_US"/>
         </w:rPr>
         <w:t xml:space="preserve">; </w:t>
       </w:r>
-      <w:hyperlink r:id="rId16">
-        <w:r>
-          <w:rPr>
-            <w:lang w:val="en_US" w:bidi="en_US"/>
-          </w:rPr>
-          <w:rPr>
-            <w:color w:val="0000EE"/>
-            <w:u w:val="single"/>
-          </w:rPr>
-          <w:t>38:2</w:t>
-        </w:r>
-      </w:hyperlink>
+      <w:r>
+        <w:rPr>
+          <w:lang w:val="en_US" w:bidi="en_US"/>
+        </w:rPr>
+        <w:t>38:2</w:t>
+      </w:r>
       <w:r>
         <w:rPr>
           <w:lang w:val="en_US" w:bidi="en_US"/>
         </w:rPr>
         <w:t xml:space="preserve">; </w:t>
       </w:r>
-      <w:hyperlink r:id="rId17">
-        <w:r>
-          <w:rPr>
-            <w:lang w:val="en_US" w:bidi="en_US"/>
-          </w:rPr>
-          <w:rPr>
-            <w:color w:val="0000EE"/>
-            <w:u w:val="single"/>
-          </w:rPr>
-          <w:t>40:8</w:t>
-        </w:r>
-      </w:hyperlink>
+      <w:r>
+        <w:rPr>
+          <w:lang w:val="en_US" w:bidi="en_US"/>
+        </w:rPr>
+        <w:t>40:8</w:t>
+      </w:r>
       <w:r>
         <w:rPr>
           <w:lang w:val="en_US" w:bidi="en_US"/>
         </w:rPr>
         <w:t xml:space="preserve">; </w:t>
       </w:r>
-      <w:hyperlink r:id="rId23">
-        <w:r>
-          <w:rPr>
-            <w:lang w:val="en_US" w:bidi="en_US"/>
-          </w:rPr>
-          <w:rPr>
-            <w:color w:val="0000EE"/>
-            <w:u w:val="single"/>
-          </w:rPr>
-          <w:t>42:7</w:t>
-        </w:r>
-      </w:hyperlink>
+      <w:r>
+        <w:rPr>
+          <w:lang w:val="en_US" w:bidi="en_US"/>
+        </w:rPr>
+        <w:t>42:7</w:t>
+      </w:r>
       <w:r>
         <w:rPr>
           <w:lang w:val="en_US" w:bidi="en_US"/>
         </w:rPr>
         <w:t xml:space="preserve">; </w:t>
       </w:r>
-      <w:hyperlink r:id="rId29">
-        <w:r>
-          <w:rPr>
-            <w:lang w:val="en_US" w:bidi="en_US"/>
-          </w:rPr>
-          <w:rPr>
-            <w:color w:val="0000EE"/>
-            <w:u w:val="single"/>
-          </w:rPr>
-          <w:t>Proverbs 3:11</w:t>
-        </w:r>
-      </w:hyperlink>
+      <w:r>
+        <w:rPr>
+          <w:lang w:val="en_US" w:bidi="en_US"/>
+        </w:rPr>
+        <w:t>Proverbs 3:11</w:t>
+      </w:r>
       <w:r>
         <w:rPr>
           <w:lang w:val="en_US" w:bidi="en_US"/>
         </w:rPr>
         <w:t xml:space="preserve">; </w:t>
       </w:r>
-      <w:hyperlink r:id="rId30">
-        <w:r>
-          <w:rPr>
-            <w:lang w:val="en_US" w:bidi="en_US"/>
-          </w:rPr>
-          <w:rPr>
-            <w:color w:val="0000EE"/>
-            <w:u w:val="single"/>
-          </w:rPr>
-          <w:t>Hebrews 12:7</w:t>
-        </w:r>
-      </w:hyperlink>
+      <w:r>
+        <w:rPr>
+          <w:lang w:val="en_US" w:bidi="en_US"/>
+        </w:rPr>
+        <w:t>Hebrews 12:7</w:t>
+      </w:r>
       <w:r>
         <w:rPr>
           <w:lang w:val="en_US" w:bidi="en_US"/>
         </w:rPr>
         <w:t xml:space="preserve">, </w:t>
       </w:r>
-      <w:hyperlink r:id="rId31">
-        <w:r>
-          <w:rPr>
-            <w:lang w:val="en_US" w:bidi="en_US"/>
-          </w:rPr>
-          <w:rPr>
-            <w:color w:val="0000EE"/>
-            <w:u w:val="single"/>
-          </w:rPr>
-          <w:t>10</w:t>
-        </w:r>
-      </w:hyperlink>
+      <w:r>
+        <w:rPr>
+          <w:lang w:val="en_US" w:bidi="en_US"/>
+        </w:rPr>
+        <w:t>10</w:t>
+      </w:r>
       <w:r>
         <w:rPr>
           <w:lang w:val="en_US" w:bidi="en_US"/>
         </w:rPr>
         <w:t xml:space="preserve">; </w:t>
       </w:r>
-      <w:hyperlink r:id="rId24">
-        <w:r>
-          <w:rPr>
-            <w:lang w:val="en_US" w:bidi="en_US"/>
-          </w:rPr>
-          <w:rPr>
-            <w:color w:val="0000EE"/>
-            <w:u w:val="single"/>
-          </w:rPr>
-          <w:t>James 5:11</w:t>
-        </w:r>
-      </w:hyperlink>
+      <w:r>
+        <w:rPr>
+          <w:lang w:val="en_US" w:bidi="en_US"/>
+        </w:rPr>
+        <w:t>James 5:11</w:t>
+      </w:r>
       <w:r>
         <w:rPr>
           <w:lang w:val="en_US" w:bidi="en_US"/>
@@ -918,18 +738,12 @@
         </w:rPr>
         <w:t>The apostle Paul spoke to the Areopagus, the high council of the city of Athens (</w:t>
       </w:r>
-      <w:hyperlink r:id="rId32">
-        <w:r>
-          <w:rPr>
-            <w:lang w:val="en_US" w:bidi="en_US"/>
-          </w:rPr>
-          <w:rPr>
-            <w:color w:val="0000EE"/>
-            <w:u w:val="single"/>
-          </w:rPr>
-          <w:t>Acts 17:19</w:t>
-        </w:r>
-      </w:hyperlink>
+      <w:r>
+        <w:rPr>
+          <w:lang w:val="en_US" w:bidi="en_US"/>
+        </w:rPr>
+        <w:t>Acts 17:19</w:t>
+      </w:r>
       <w:r>
         <w:rPr>
           <w:lang w:val="en_US" w:bidi="en_US"/>
@@ -948,18 +762,12 @@
         </w:rPr>
         <w:t>" (</w:t>
       </w:r>
-      <w:hyperlink r:id="rId33">
-        <w:r>
-          <w:rPr>
-            <w:lang w:val="en_US" w:bidi="en_US"/>
-          </w:rPr>
-          <w:rPr>
-            <w:color w:val="0000EE"/>
-            <w:u w:val="single"/>
-          </w:rPr>
-          <w:t>Hebrews 1:1</w:t>
-        </w:r>
-      </w:hyperlink>
+      <w:r>
+        <w:rPr>
+          <w:lang w:val="en_US" w:bidi="en_US"/>
+        </w:rPr>
+        <w:t>Hebrews 1:1</w:t>
+      </w:r>
       <w:r>
         <w:rPr>
           <w:lang w:val="en_US" w:bidi="en_US"/>
@@ -1034,18 +842,12 @@
         </w:rPr>
         <w:t>When Paul visited Athens, many philosophical ideas were popular. Yet, Stoicism and Epicureanism were the two main schools of thought (</w:t>
       </w:r>
-      <w:hyperlink r:id="rId34">
-        <w:r>
-          <w:rPr>
-            <w:lang w:val="en_US" w:bidi="en_US"/>
-          </w:rPr>
-          <w:rPr>
-            <w:color w:val="0000EE"/>
-            <w:u w:val="single"/>
-          </w:rPr>
-          <w:t>Acts 17:18</w:t>
-        </w:r>
-      </w:hyperlink>
+      <w:r>
+        <w:rPr>
+          <w:lang w:val="en_US" w:bidi="en_US"/>
+        </w:rPr>
+        <w:t>Acts 17:18</w:t>
+      </w:r>
       <w:r>
         <w:rPr>
           <w:lang w:val="en_US" w:bidi="en_US"/>
@@ -1105,18 +907,12 @@
         </w:rPr>
         <w:t xml:space="preserve"> and between natural law and God's law (</w:t>
       </w:r>
-      <w:hyperlink r:id="rId35">
-        <w:r>
-          <w:rPr>
-            <w:lang w:val="en_US" w:bidi="en_US"/>
-          </w:rPr>
-          <w:rPr>
-            <w:color w:val="0000EE"/>
-            <w:u w:val="single"/>
-          </w:rPr>
-          <w:t>John 1:1–18</w:t>
-        </w:r>
-      </w:hyperlink>
+      <w:r>
+        <w:rPr>
+          <w:lang w:val="en_US" w:bidi="en_US"/>
+        </w:rPr>
+        <w:t>John 1:1–18</w:t>
+      </w:r>
       <w:r>
         <w:rPr>
           <w:lang w:val="en_US" w:bidi="en_US"/>
@@ -1188,144 +984,96 @@
           <w:lang w:val="en_US" w:bidi="en_US"/>
         </w:rPr>
       </w:r>
-      <w:hyperlink r:id="rId36">
-        <w:r>
-          <w:rPr>
-            <w:lang w:val="en_US" w:bidi="en_US"/>
-          </w:rPr>
-          <w:rPr>
-            <w:color w:val="0000EE"/>
-            <w:u w:val="single"/>
-          </w:rPr>
-          <w:t>Psalm 50:7–15</w:t>
-        </w:r>
-      </w:hyperlink>
+      <w:r>
+        <w:rPr>
+          <w:lang w:val="en_US" w:bidi="en_US"/>
+        </w:rPr>
+        <w:t>Psalm 50:7–15</w:t>
+      </w:r>
       <w:r>
         <w:rPr>
           <w:lang w:val="en_US" w:bidi="en_US"/>
         </w:rPr>
         <w:t xml:space="preserve">; </w:t>
       </w:r>
-      <w:hyperlink r:id="rId37">
-        <w:r>
-          <w:rPr>
-            <w:lang w:val="en_US" w:bidi="en_US"/>
-          </w:rPr>
-          <w:rPr>
-            <w:color w:val="0000EE"/>
-            <w:u w:val="single"/>
-          </w:rPr>
-          <w:t>Isaiah 42:5–7</w:t>
-        </w:r>
-      </w:hyperlink>
+      <w:r>
+        <w:rPr>
+          <w:lang w:val="en_US" w:bidi="en_US"/>
+        </w:rPr>
+        <w:t>Isaiah 42:5–7</w:t>
+      </w:r>
       <w:r>
         <w:rPr>
           <w:lang w:val="en_US" w:bidi="en_US"/>
         </w:rPr>
         <w:t xml:space="preserve">; </w:t>
       </w:r>
-      <w:hyperlink r:id="rId38">
-        <w:r>
-          <w:rPr>
-            <w:lang w:val="en_US" w:bidi="en_US"/>
-          </w:rPr>
-          <w:rPr>
-            <w:color w:val="0000EE"/>
-            <w:u w:val="single"/>
-          </w:rPr>
-          <w:t>Acts 17:16–32</w:t>
-        </w:r>
-      </w:hyperlink>
+      <w:r>
+        <w:rPr>
+          <w:lang w:val="en_US" w:bidi="en_US"/>
+        </w:rPr>
+        <w:t>Acts 17:16–32</w:t>
+      </w:r>
       <w:r>
         <w:rPr>
           <w:lang w:val="en_US" w:bidi="en_US"/>
         </w:rPr>
         <w:t xml:space="preserve">; </w:t>
       </w:r>
-      <w:hyperlink r:id="rId39">
-        <w:r>
-          <w:rPr>
-            <w:lang w:val="en_US" w:bidi="en_US"/>
-          </w:rPr>
-          <w:rPr>
-            <w:color w:val="0000EE"/>
-            <w:u w:val="single"/>
-          </w:rPr>
-          <w:t>Romans 1:18–32</w:t>
-        </w:r>
-      </w:hyperlink>
+      <w:r>
+        <w:rPr>
+          <w:lang w:val="en_US" w:bidi="en_US"/>
+        </w:rPr>
+        <w:t>Romans 1:18–32</w:t>
+      </w:r>
       <w:r>
         <w:rPr>
           <w:lang w:val="en_US" w:bidi="en_US"/>
         </w:rPr>
         <w:t xml:space="preserve">; </w:t>
       </w:r>
-      <w:hyperlink r:id="rId40">
-        <w:r>
-          <w:rPr>
-            <w:lang w:val="en_US" w:bidi="en_US"/>
-          </w:rPr>
-          <w:rPr>
-            <w:color w:val="0000EE"/>
-            <w:u w:val="single"/>
-          </w:rPr>
-          <w:t>Colossians 1:15–23</w:t>
-        </w:r>
-      </w:hyperlink>
+      <w:r>
+        <w:rPr>
+          <w:lang w:val="en_US" w:bidi="en_US"/>
+        </w:rPr>
+        <w:t>Colossians 1:15–23</w:t>
+      </w:r>
       <w:r>
         <w:rPr>
           <w:lang w:val="en_US" w:bidi="en_US"/>
         </w:rPr>
         <w:t xml:space="preserve">; </w:t>
       </w:r>
-      <w:hyperlink r:id="rId41">
-        <w:r>
-          <w:rPr>
-            <w:lang w:val="en_US" w:bidi="en_US"/>
-          </w:rPr>
-          <w:rPr>
-            <w:color w:val="0000EE"/>
-            <w:u w:val="single"/>
-          </w:rPr>
-          <w:t>Colossians 2:6–12</w:t>
-        </w:r>
-      </w:hyperlink>
+      <w:r>
+        <w:rPr>
+          <w:lang w:val="en_US" w:bidi="en_US"/>
+        </w:rPr>
+        <w:t>Colossians 2:6–12</w:t>
+      </w:r>
       <w:r>
         <w:rPr>
           <w:lang w:val="en_US" w:bidi="en_US"/>
         </w:rPr>
         <w:t xml:space="preserve">; </w:t>
       </w:r>
-      <w:hyperlink r:id="rId42">
-        <w:r>
-          <w:rPr>
-            <w:lang w:val="en_US" w:bidi="en_US"/>
-          </w:rPr>
-          <w:rPr>
-            <w:color w:val="0000EE"/>
-            <w:u w:val="single"/>
-          </w:rPr>
-          <w:t>1 Thessalonians 1:9–10</w:t>
-        </w:r>
-      </w:hyperlink>
+      <w:r>
+        <w:rPr>
+          <w:lang w:val="en_US" w:bidi="en_US"/>
+        </w:rPr>
+        <w:t>1 Thessalonians 1:9–10</w:t>
+      </w:r>
       <w:r>
         <w:rPr>
           <w:lang w:val="en_US" w:bidi="en_US"/>
         </w:rPr>
         <w:t xml:space="preserve">; </w:t>
       </w:r>
-      <w:hyperlink r:id="rId43">
-        <w:r>
-          <w:rPr>
-            <w:lang w:val="en_US" w:bidi="en_US"/>
-          </w:rPr>
-          <w:rPr>
-            <w:color w:val="0000EE"/>
-            <w:u w:val="single"/>
-          </w:rPr>
-          <w:t>Hebrews 1:1–4</w:t>
-        </w:r>
-      </w:hyperlink>
+      <w:r>
+        <w:rPr>
+          <w:lang w:val="en_US" w:bidi="en_US"/>
+        </w:rPr>
+        <w:t>Hebrews 1:1–4</w:t>
+      </w:r>
       <w:r>
         <w:rPr>
           <w:lang w:val="en_US" w:bidi="en_US"/>
